--- a/01_The_Blue_Silence/Manuscript/THE_BLUE_SILENCE_Chapter_08_The_Night_Raid.docx
+++ b/01_The_Blue_Silence/Manuscript/THE_BLUE_SILENCE_Chapter_08_The_Night_Raid.docx
@@ -5242,18 +5242,6 @@
           <w:b/>
         </w:rPr>
         <w:t>END CHAPTER EIGHT</w:t>
-      </w:r>
-    </w:p>
-    <w:p>
-      <w:pPr>
-        <w:spacing w:before="480"/>
-        <w:jc w:val="center"/>
-      </w:pPr>
-      <w:r>
-        <w:rPr>
-          <w:b/>
-        </w:rPr>
-        <w:t>END OF CURRENT MANUSCRIPT — THROUGH CHAPTER EIGHT</w:t>
       </w:r>
     </w:p>
     <w:sectPr>

--- a/01_The_Blue_Silence/Manuscript/THE_BLUE_SILENCE_Chapter_08_The_Night_Raid.docx
+++ b/01_The_Blue_Silence/Manuscript/THE_BLUE_SILENCE_Chapter_08_The_Night_Raid.docx
@@ -421,7 +421,7 @@
         <w:jc w:val="left"/>
       </w:pPr>
       <w:r>
-        <w:t>Harun's eyes moved toward them.</w:t>
+        <w:t>Harun’s eyes moved toward them.</w:t>
       </w:r>
     </w:p>
     <w:p>
@@ -965,7 +965,7 @@
         <w:jc w:val="left"/>
       </w:pPr>
       <w:r>
-        <w:t>Harun's face did not.</w:t>
+        <w:t>Harun’s face did not.</w:t>
       </w:r>
     </w:p>
     <w:p>
@@ -1177,7 +1177,7 @@
         <w:jc w:val="left"/>
       </w:pPr>
       <w:r>
-        <w:t>“Don't open.”</w:t>
+        <w:t>“Don’t open.”</w:t>
       </w:r>
     </w:p>
     <w:p>
@@ -1233,7 +1233,7 @@
         <w:jc w:val="left"/>
       </w:pPr>
       <w:r>
-        <w:t>Harun's expression changed.</w:t>
+        <w:t>Harun’s expression changed.</w:t>
       </w:r>
     </w:p>
     <w:p>
@@ -1493,7 +1493,7 @@
         <w:jc w:val="left"/>
       </w:pPr>
       <w:r>
-        <w:t>Then Harun's voice.</w:t>
+        <w:t>Then Harun’s voice.</w:t>
       </w:r>
     </w:p>
     <w:p>
@@ -1821,7 +1821,7 @@
         <w:jc w:val="left"/>
       </w:pPr>
       <w:r>
-        <w:t>The people who know when you're coming.</w:t>
+        <w:t>The people who know when you’re coming.</w:t>
       </w:r>
     </w:p>
     <w:p>
@@ -2001,7 +2001,7 @@
         <w:jc w:val="left"/>
       </w:pPr>
       <w:r>
-        <w:t>Rahman's pulse changed.</w:t>
+        <w:t>Rahman’s pulse changed.</w:t>
       </w:r>
     </w:p>
     <w:p>
@@ -2145,7 +2145,7 @@
         <w:jc w:val="left"/>
       </w:pPr>
       <w:r>
-        <w:t>Harun's voice:</w:t>
+        <w:t>Harun’s voice:</w:t>
       </w:r>
     </w:p>
     <w:p>
@@ -2361,7 +2361,7 @@
         <w:jc w:val="left"/>
       </w:pPr>
       <w:r>
-        <w:t>Rahman's stomach tightened.</w:t>
+        <w:t>Rahman’s stomach tightened.</w:t>
       </w:r>
     </w:p>
     <w:p>
@@ -2605,7 +2605,7 @@
         <w:jc w:val="left"/>
       </w:pPr>
       <w:r>
-        <w:t>One pallet held agricultural chemicals exactly as the warehouse's official paperwork claimed.</w:t>
+        <w:t>One pallet held agricultural chemicals exactly as the warehouse’s official paperwork claimed.</w:t>
       </w:r>
     </w:p>
     <w:p>
@@ -3093,7 +3093,7 @@
         <w:jc w:val="left"/>
       </w:pPr>
       <w:r>
-        <w:t>The van keys were on the driver's seat.</w:t>
+        <w:t>The van keys were on the driver’s seat.</w:t>
       </w:r>
     </w:p>
     <w:p>
@@ -3761,7 +3761,7 @@
         <w:jc w:val="left"/>
       </w:pPr>
       <w:r>
-        <w:t>“We don't know what happened.”</w:t>
+        <w:t>“We don’t know what happened.”</w:t>
       </w:r>
     </w:p>
     <w:p>
@@ -3793,7 +3793,7 @@
         <w:jc w:val="left"/>
       </w:pPr>
       <w:r>
-        <w:t>“We don't know that.”</w:t>
+        <w:t>“We don’t know that.”</w:t>
       </w:r>
     </w:p>
     <w:p>
@@ -3841,7 +3841,7 @@
         <w:jc w:val="left"/>
       </w:pPr>
       <w:r>
-        <w:t>Harun's expression hardened.</w:t>
+        <w:t>Harun’s expression hardened.</w:t>
       </w:r>
     </w:p>
     <w:p>
@@ -3897,7 +3897,7 @@
         <w:jc w:val="left"/>
       </w:pPr>
       <w:r>
-        <w:t>Rahman heard Harun's old lesson inside the words.</w:t>
+        <w:t>Rahman heard Harun’s old lesson inside the words.</w:t>
       </w:r>
     </w:p>
     <w:p>
@@ -3937,7 +3937,7 @@
         <w:jc w:val="left"/>
       </w:pPr>
       <w:r>
-        <w:t>The people who know when you're coming.</w:t>
+        <w:t>The people who know when you’re coming.</w:t>
       </w:r>
     </w:p>
     <w:p>
@@ -4141,7 +4141,7 @@
         <w:jc w:val="left"/>
       </w:pPr>
       <w:r>
-        <w:t>“You don't believe coincidence.”</w:t>
+        <w:t>“You don’t believe coincidence.”</w:t>
       </w:r>
     </w:p>
     <w:p>
@@ -4157,7 +4157,7 @@
         <w:jc w:val="left"/>
       </w:pPr>
       <w:r>
-        <w:t>“That isn't the same as proving a leak.”</w:t>
+        <w:t>“That isn’t the same as proving a leak.”</w:t>
       </w:r>
     </w:p>
     <w:p>
@@ -4237,7 +4237,7 @@
         <w:jc w:val="left"/>
       </w:pPr>
       <w:r>
-        <w:t>“That isn't useful.”</w:t>
+        <w:t>“That isn’t useful.”</w:t>
       </w:r>
     </w:p>
     <w:p>
@@ -4541,7 +4541,7 @@
         <w:jc w:val="left"/>
       </w:pPr>
       <w:r>
-        <w:t>“Why didn't you tell us?”</w:t>
+        <w:t>“Why didn’t you tell us?”</w:t>
       </w:r>
     </w:p>
     <w:p>
@@ -4669,15 +4669,15 @@
         <w:jc w:val="left"/>
       </w:pPr>
       <w:r>
-        <w:t>“Don't.”</w:t>
-      </w:r>
-    </w:p>
-    <w:p>
-      <w:pPr>
-        <w:jc w:val="left"/>
-      </w:pPr>
-      <w:r>
-        <w:t>“Don't what?”</w:t>
+        <w:t>“Don’t.”</w:t>
+      </w:r>
+    </w:p>
+    <w:p>
+      <w:pPr>
+        <w:jc w:val="left"/>
+      </w:pPr>
+      <w:r>
+        <w:t>“Don’t what?”</w:t>
       </w:r>
     </w:p>
     <w:p>
@@ -4717,7 +4717,7 @@
         <w:jc w:val="left"/>
       </w:pPr>
       <w:r>
-        <w:t>“Don't.”</w:t>
+        <w:t>“Don’t.”</w:t>
       </w:r>
     </w:p>
     <w:p>
@@ -4773,7 +4773,7 @@
         <w:jc w:val="left"/>
       </w:pPr>
       <w:r>
-        <w:t>Harun's shirt was wet at one shoulder.</w:t>
+        <w:t>Harun’s shirt was wet at one shoulder.</w:t>
       </w:r>
     </w:p>
     <w:p>
@@ -4837,7 +4837,7 @@
         <w:jc w:val="left"/>
       </w:pPr>
       <w:r>
-        <w:t>“The report isn't being changed.”</w:t>
+        <w:t>“The report isn’t being changed.”</w:t>
       </w:r>
     </w:p>
     <w:p>
@@ -4853,7 +4853,7 @@
         <w:jc w:val="left"/>
       </w:pPr>
       <w:r>
-        <w:t>“The evidence isn't disappearing after we collect it.”</w:t>
+        <w:t>“The evidence isn’t disappearing after we collect it.”</w:t>
       </w:r>
     </w:p>
     <w:p>
@@ -5165,7 +5165,7 @@
         <w:jc w:val="left"/>
       </w:pPr>
       <w:r>
-        <w:t>Harun's voice came quietly beside him.</w:t>
+        <w:t>Harun’s voice came quietly beside him.</w:t>
       </w:r>
     </w:p>
     <w:p>
